--- a/templates/ΑΠΟΦΑΣΗ-ΧΟΡΗΓΗΣΗΣ-ΑΔΕΙΑΣ-ΑΣΘΕΝΕΙΑΣ-ΤΕΚΝΟΥ_ΜΟΝΙΜΟΥ_ΕΚΠΑΙΔΕΥΤΙΚΟΥ.docx
+++ b/templates/ΑΠΟΦΑΣΗ-ΧΟΡΗΓΗΣΗΣ-ΑΔΕΙΑΣ-ΑΣΘΕΝΕΙΑΣ-ΤΕΚΝΟΥ_ΜΟΝΙΜΟΥ_ΕΚΠΑΙΔΕΥΤΙΚΟΥ.docx
@@ -395,7 +395,7 @@
           <w:sz w:val="18"/>
         </w:rPr>
         <w:pict>
-          <v:shape id="_x0000_s1032" type="#_x0000_t202" style="position:absolute;left:0;text-align:left;margin-left:1.3pt;margin-top:6.6pt;width:188.3pt;height:73.4pt;z-index:251663360;visibility:visible" o:gfxdata="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" stroked="f">
+          <v:shape id="_x0000_s1032" type="#_x0000_t202" style="position:absolute;left:0;text-align:left;margin-left:8.2pt;margin-top:6.6pt;width:188.3pt;height:73.4pt;z-index:251663360;visibility:visible" o:gfxdata="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" stroked="f">
             <v:textbox style="mso-next-textbox:#_x0000_s1032">
               <w:txbxContent>
                 <w:p>
@@ -451,7 +451,33 @@
                       <w:spacing w:val="-2"/>
                       <w:szCs w:val="22"/>
                     </w:rPr>
-                    <w:t>. Άργους Ναυπλίου</w:t>
+                    <w:t xml:space="preserve">. </w:t>
+                  </w:r>
+                  <w:proofErr w:type="spellStart"/>
+                  <w:r>
+                    <w:rPr>
+                      <w:rFonts w:ascii="Calibri" w:hAnsi="Calibri"/>
+                      <w:spacing w:val="-2"/>
+                      <w:szCs w:val="22"/>
+                    </w:rPr>
+                    <w:t>Λεωφ</w:t>
+                  </w:r>
+                  <w:proofErr w:type="spellEnd"/>
+                  <w:r>
+                    <w:rPr>
+                      <w:rFonts w:ascii="Calibri" w:hAnsi="Calibri"/>
+                      <w:spacing w:val="-2"/>
+                      <w:szCs w:val="22"/>
+                    </w:rPr>
+                    <w:t xml:space="preserve">. </w:t>
+                  </w:r>
+                  <w:r>
+                    <w:rPr>
+                      <w:rFonts w:ascii="Calibri" w:hAnsi="Calibri"/>
+                      <w:spacing w:val="-2"/>
+                      <w:szCs w:val="22"/>
+                    </w:rPr>
+                    <w:t>Άργους Ναυπλίου</w:t>
                   </w:r>
                 </w:p>
                 <w:p>
@@ -482,7 +508,6 @@
                     <w:rPr>
                       <w:rFonts w:ascii="Calibri" w:hAnsi="Calibri"/>
                       <w:szCs w:val="22"/>
-                      <w:lang w:val="en-US"/>
                     </w:rPr>
                   </w:pPr>
                   <w:proofErr w:type="spellStart"/>
@@ -498,9 +523,22 @@
                     <w:rPr>
                       <w:rFonts w:ascii="Calibri" w:hAnsi="Calibri"/>
                       <w:szCs w:val="22"/>
-                      <w:lang w:val="en-US"/>
-                    </w:rPr>
-                    <w:t>. 2751022440, 2751069176</w:t>
+                    </w:rPr>
+                    <w:t xml:space="preserve">. </w:t>
+                  </w:r>
+                  <w:r>
+                    <w:rPr>
+                      <w:rFonts w:ascii="Calibri" w:hAnsi="Calibri"/>
+                      <w:szCs w:val="22"/>
+                    </w:rPr>
+                    <w:t xml:space="preserve">: </w:t>
+                  </w:r>
+                  <w:r>
+                    <w:rPr>
+                      <w:rFonts w:ascii="Calibri" w:hAnsi="Calibri"/>
+                      <w:szCs w:val="22"/>
+                    </w:rPr>
+                    <w:t>2751069176</w:t>
                   </w:r>
                 </w:p>
                 <w:p>
@@ -511,7 +549,6 @@
                       <w:rFonts w:ascii="Calibri" w:hAnsi="Calibri"/>
                       <w:spacing w:val="-2"/>
                       <w:szCs w:val="22"/>
-                      <w:lang w:val="en-US"/>
                     </w:rPr>
                   </w:pPr>
                   <w:r>
@@ -521,33 +558,133 @@
                       <w:szCs w:val="22"/>
                       <w:lang w:val="en-US"/>
                     </w:rPr>
-                    <w:t xml:space="preserve">Email: </w:t>
-                  </w:r>
-                  <w:r>
-                    <w:fldChar w:fldCharType="begin"/>
-                  </w:r>
-                  <w:r>
-                    <w:rPr>
-                      <w:lang w:val="en-US"/>
-                    </w:rPr>
-                    <w:instrText>HYPERLINK "mailto:mail@3lyk-argous.arg.sch.gr"</w:instrText>
-                  </w:r>
-                  <w:r>
-                    <w:fldChar w:fldCharType="separate"/>
-                  </w:r>
-                  <w:r>
-                    <w:rPr>
-                      <w:rStyle w:val="-"/>
+                    <w:t>Email</w:t>
+                  </w:r>
+                  <w:r>
+                    <w:rPr>
                       <w:rFonts w:ascii="Calibri" w:hAnsi="Calibri"/>
                       <w:spacing w:val="-2"/>
                       <w:szCs w:val="22"/>
-                      <w:lang w:val="en-US"/>
-                    </w:rPr>
-                    <w:t>mail@3lyk-argous.arg.sch.gr</w:t>
-                  </w:r>
-                  <w:r>
-                    <w:fldChar w:fldCharType="end"/>
-                  </w:r>
+                    </w:rPr>
+                    <w:t xml:space="preserve">: </w:t>
+                  </w:r>
+                  <w:hyperlink r:id="rId7" w:history="1">
+                    <w:r>
+                      <w:rPr>
+                        <w:rStyle w:val="-"/>
+                        <w:rFonts w:ascii="Calibri" w:hAnsi="Calibri"/>
+                        <w:spacing w:val="-2"/>
+                        <w:szCs w:val="22"/>
+                        <w:lang w:val="en-US"/>
+                      </w:rPr>
+                      <w:t>mail</w:t>
+                    </w:r>
+                    <w:r>
+                      <w:rPr>
+                        <w:rStyle w:val="-"/>
+                        <w:rFonts w:ascii="Calibri" w:hAnsi="Calibri"/>
+                        <w:spacing w:val="-2"/>
+                        <w:szCs w:val="22"/>
+                      </w:rPr>
+                      <w:t>@3</w:t>
+                    </w:r>
+                    <w:proofErr w:type="spellStart"/>
+                    <w:r>
+                      <w:rPr>
+                        <w:rStyle w:val="-"/>
+                        <w:rFonts w:ascii="Calibri" w:hAnsi="Calibri"/>
+                        <w:spacing w:val="-2"/>
+                        <w:szCs w:val="22"/>
+                        <w:lang w:val="en-US"/>
+                      </w:rPr>
+                      <w:t>lyk</w:t>
+                    </w:r>
+                    <w:proofErr w:type="spellEnd"/>
+                    <w:r>
+                      <w:rPr>
+                        <w:rStyle w:val="-"/>
+                        <w:rFonts w:ascii="Calibri" w:hAnsi="Calibri"/>
+                        <w:spacing w:val="-2"/>
+                        <w:szCs w:val="22"/>
+                      </w:rPr>
+                      <w:t>-</w:t>
+                    </w:r>
+                    <w:proofErr w:type="spellStart"/>
+                    <w:r>
+                      <w:rPr>
+                        <w:rStyle w:val="-"/>
+                        <w:rFonts w:ascii="Calibri" w:hAnsi="Calibri"/>
+                        <w:spacing w:val="-2"/>
+                        <w:szCs w:val="22"/>
+                        <w:lang w:val="en-US"/>
+                      </w:rPr>
+                      <w:t>argous</w:t>
+                    </w:r>
+                    <w:proofErr w:type="spellEnd"/>
+                    <w:r>
+                      <w:rPr>
+                        <w:rStyle w:val="-"/>
+                        <w:rFonts w:ascii="Calibri" w:hAnsi="Calibri"/>
+                        <w:spacing w:val="-2"/>
+                        <w:szCs w:val="22"/>
+                      </w:rPr>
+                      <w:t>.</w:t>
+                    </w:r>
+                    <w:proofErr w:type="spellStart"/>
+                    <w:r>
+                      <w:rPr>
+                        <w:rStyle w:val="-"/>
+                        <w:rFonts w:ascii="Calibri" w:hAnsi="Calibri"/>
+                        <w:spacing w:val="-2"/>
+                        <w:szCs w:val="22"/>
+                        <w:lang w:val="en-US"/>
+                      </w:rPr>
+                      <w:t>arg</w:t>
+                    </w:r>
+                    <w:proofErr w:type="spellEnd"/>
+                    <w:r>
+                      <w:rPr>
+                        <w:rStyle w:val="-"/>
+                        <w:rFonts w:ascii="Calibri" w:hAnsi="Calibri"/>
+                        <w:spacing w:val="-2"/>
+                        <w:szCs w:val="22"/>
+                      </w:rPr>
+                      <w:t>.</w:t>
+                    </w:r>
+                    <w:proofErr w:type="spellStart"/>
+                    <w:r>
+                      <w:rPr>
+                        <w:rStyle w:val="-"/>
+                        <w:rFonts w:ascii="Calibri" w:hAnsi="Calibri"/>
+                        <w:spacing w:val="-2"/>
+                        <w:szCs w:val="22"/>
+                        <w:lang w:val="en-US"/>
+                      </w:rPr>
+                      <w:t>sch</w:t>
+                    </w:r>
+                    <w:proofErr w:type="spellEnd"/>
+                    <w:r>
+                      <w:rPr>
+                        <w:rStyle w:val="-"/>
+                        <w:rFonts w:ascii="Calibri" w:hAnsi="Calibri"/>
+                        <w:spacing w:val="-2"/>
+                        <w:szCs w:val="22"/>
+                      </w:rPr>
+                      <w:t>.</w:t>
+                    </w:r>
+                    <w:proofErr w:type="spellStart"/>
+                    <w:r>
+                      <w:rPr>
+                        <w:rStyle w:val="-"/>
+                        <w:rFonts w:ascii="Calibri" w:hAnsi="Calibri"/>
+                        <w:spacing w:val="-2"/>
+                        <w:szCs w:val="22"/>
+                        <w:lang w:val="en-US"/>
+                      </w:rPr>
+                      <w:t>gr</w:t>
+                    </w:r>
+                    <w:proofErr w:type="spellEnd"/>
+                  </w:hyperlink>
                 </w:p>
                 <w:p>
                   <w:pPr>
@@ -564,7 +701,7 @@
                       <w:spacing w:val="-2"/>
                       <w:szCs w:val="22"/>
                     </w:rPr>
-                    <w:t>Πληροφορίες : κ. Σιδέρη</w:t>
+                    <w:t>Πληροφορίες : κ. Ρουμελιώτης</w:t>
                   </w:r>
                 </w:p>
                 <w:p>
@@ -672,6 +809,153 @@
           <w:sz w:val="18"/>
         </w:rPr>
         <w:pict>
+          <v:shape id="_x0000_s1034" type="#_x0000_t202" style="position:absolute;left:0;text-align:left;margin-left:299.4pt;margin-top:-207.7pt;width:180.6pt;height:41.25pt;z-index:251664384;visibility:visible" o:gfxdata="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" stroked="f">
+            <v:textbox style="mso-next-textbox:#_x0000_s1034">
+              <w:txbxContent>
+                <w:p>
+                  <w:pPr>
+                    <w:rPr>
+                      <w:rFonts w:ascii="Calibri" w:hAnsi="Calibri"/>
+                      <w:sz w:val="22"/>
+                      <w:szCs w:val="24"/>
+                    </w:rPr>
+                  </w:pPr>
+                  <w:r>
+                    <w:rPr>
+                      <w:rFonts w:ascii="Calibri" w:hAnsi="Calibri"/>
+                      <w:spacing w:val="-1"/>
+                      <w:sz w:val="22"/>
+                      <w:szCs w:val="24"/>
+                    </w:rPr>
+                    <w:t xml:space="preserve">Άργος,  </w:t>
+                  </w:r>
+                  <w:r>
+                    <w:rPr>
+                      <w:rFonts w:ascii="Calibri" w:hAnsi="Calibri"/>
+                      <w:spacing w:val="-1"/>
+                      <w:sz w:val="22"/>
+                      <w:szCs w:val="24"/>
+                      <w:lang w:val="en-US"/>
+                    </w:rPr>
+                    <w:t xml:space="preserve">{{ </w:t>
+                  </w:r>
+                  <w:proofErr w:type="spellStart"/>
+                  <w:r>
+                    <w:rPr>
+                      <w:rFonts w:ascii="Calibri" w:hAnsi="Calibri"/>
+                      <w:spacing w:val="-1"/>
+                      <w:sz w:val="22"/>
+                      <w:szCs w:val="24"/>
+                      <w:lang w:val="en-US"/>
+                    </w:rPr>
+                    <w:t>hmer_protocollou</w:t>
+                  </w:r>
+                  <w:proofErr w:type="spellEnd"/>
+                  <w:r>
+                    <w:rPr>
+                      <w:rFonts w:ascii="Calibri" w:hAnsi="Calibri"/>
+                      <w:spacing w:val="-1"/>
+                      <w:sz w:val="22"/>
+                      <w:szCs w:val="24"/>
+                      <w:lang w:val="en-US"/>
+                    </w:rPr>
+                    <w:t xml:space="preserve"> }}</w:t>
+                  </w:r>
+                  <w:r>
+                    <w:rPr>
+                      <w:rFonts w:ascii="Calibri" w:hAnsi="Calibri"/>
+                      <w:sz w:val="22"/>
+                      <w:szCs w:val="24"/>
+                    </w:rPr>
+                    <w:t xml:space="preserve"> </w:t>
+                  </w:r>
+                </w:p>
+                <w:p>
+                  <w:pPr>
+                    <w:rPr>
+                      <w:rFonts w:ascii="Calibri" w:hAnsi="Calibri"/>
+                      <w:sz w:val="22"/>
+                      <w:szCs w:val="24"/>
+                      <w:lang w:val="en-US"/>
+                    </w:rPr>
+                  </w:pPr>
+                  <w:r>
+                    <w:rPr>
+                      <w:rFonts w:ascii="Calibri" w:hAnsi="Calibri"/>
+                      <w:sz w:val="22"/>
+                      <w:szCs w:val="24"/>
+                    </w:rPr>
+                    <w:t xml:space="preserve">Αρ. </w:t>
+                  </w:r>
+                  <w:proofErr w:type="spellStart"/>
+                  <w:r>
+                    <w:rPr>
+                      <w:rFonts w:ascii="Calibri" w:hAnsi="Calibri"/>
+                      <w:sz w:val="22"/>
+                      <w:szCs w:val="24"/>
+                    </w:rPr>
+                    <w:t>Πρωτ</w:t>
+                  </w:r>
+                  <w:proofErr w:type="spellEnd"/>
+                  <w:r>
+                    <w:rPr>
+                      <w:rFonts w:ascii="Calibri" w:hAnsi="Calibri"/>
+                      <w:sz w:val="22"/>
+                      <w:szCs w:val="24"/>
+                    </w:rPr>
+                    <w:t xml:space="preserve"> : </w:t>
+                  </w:r>
+                  <w:r>
+                    <w:rPr>
+                      <w:rFonts w:ascii="Calibri" w:hAnsi="Calibri"/>
+                      <w:sz w:val="22"/>
+                      <w:szCs w:val="24"/>
+                      <w:lang w:val="en-US"/>
+                    </w:rPr>
+                    <w:t xml:space="preserve">{{ </w:t>
+                  </w:r>
+                  <w:proofErr w:type="spellStart"/>
+                  <w:r>
+                    <w:rPr>
+                      <w:rFonts w:ascii="Calibri" w:hAnsi="Calibri"/>
+                      <w:sz w:val="22"/>
+                      <w:szCs w:val="24"/>
+                      <w:lang w:val="en-US"/>
+                    </w:rPr>
+                    <w:t>protocollo_adeias</w:t>
+                  </w:r>
+                  <w:proofErr w:type="spellEnd"/>
+                  <w:r>
+                    <w:rPr>
+                      <w:rFonts w:ascii="Calibri" w:hAnsi="Calibri"/>
+                      <w:sz w:val="22"/>
+                      <w:szCs w:val="24"/>
+                      <w:lang w:val="en-US"/>
+                    </w:rPr>
+                    <w:t xml:space="preserve"> }}</w:t>
+                  </w:r>
+                </w:p>
+                <w:p>
+                  <w:pPr>
+                    <w:rPr>
+                      <w:rFonts w:ascii="Calibri" w:hAnsi="Calibri"/>
+                      <w:sz w:val="24"/>
+                      <w:szCs w:val="24"/>
+                      <w:lang w:val="en-US"/>
+                    </w:rPr>
+                  </w:pPr>
+                </w:p>
+              </w:txbxContent>
+            </v:textbox>
+          </v:shape>
+        </w:pict>
+      </w:r>
+      <w:r>
+        <w:rPr>
+          <w:noProof/>
+          <w:sz w:val="18"/>
+        </w:rPr>
+        <w:pict>
           <v:shape id="Text Box 2" o:spid="_x0000_s1026" type="#_x0000_t202" style="position:absolute;left:0;text-align:left;margin-left:299.4pt;margin-top:-107.05pt;width:164.9pt;height:69.1pt;z-index:251657216;visibility:visible" o:gfxdata="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" stroked="f">
             <v:textbox style="mso-next-textbox:#Text Box 2">
               <w:txbxContent>
@@ -719,90 +1003,6 @@
                       <w:szCs w:val="24"/>
                     </w:rPr>
                   </w:pPr>
-                </w:p>
-              </w:txbxContent>
-            </v:textbox>
-          </v:shape>
-        </w:pict>
-      </w:r>
-      <w:r>
-        <w:rPr>
-          <w:noProof/>
-          <w:sz w:val="18"/>
-        </w:rPr>
-        <w:pict>
-          <v:shape id="_x0000_s1030" type="#_x0000_t202" style="position:absolute;left:0;text-align:left;margin-left:299.4pt;margin-top:-207.7pt;width:180.6pt;height:41.25pt;z-index:251661312;visibility:visible" o:gfxdata="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" stroked="f">
-            <v:textbox style="mso-next-textbox:#_x0000_s1030">
-              <w:txbxContent>
-                <w:p>
-                  <w:pPr>
-                    <w:rPr>
-                      <w:rFonts w:ascii="Calibri" w:hAnsi="Calibri"/>
-                      <w:b/>
-                      <w:sz w:val="22"/>
-                      <w:szCs w:val="24"/>
-                    </w:rPr>
-                  </w:pPr>
-                  <w:r>
-                    <w:rPr>
-                      <w:rFonts w:ascii="Calibri" w:hAnsi="Calibri"/>
-                      <w:b/>
-                      <w:sz w:val="22"/>
-                      <w:szCs w:val="24"/>
-                    </w:rPr>
-                    <w:t xml:space="preserve">Αρ. </w:t>
-                  </w:r>
-                  <w:proofErr w:type="spellStart"/>
-                  <w:r>
-                    <w:rPr>
-                      <w:rFonts w:ascii="Calibri" w:hAnsi="Calibri"/>
-                      <w:b/>
-                      <w:sz w:val="22"/>
-                      <w:szCs w:val="24"/>
-                    </w:rPr>
-                    <w:t>Πρωτ</w:t>
-                  </w:r>
-                  <w:proofErr w:type="spellEnd"/>
-                  <w:r>
-                    <w:rPr>
-                      <w:rFonts w:ascii="Calibri" w:hAnsi="Calibri"/>
-                      <w:b/>
-                      <w:sz w:val="22"/>
-                      <w:szCs w:val="24"/>
-                    </w:rPr>
-                    <w:t xml:space="preserve"> : ……………..</w:t>
-                  </w:r>
-                </w:p>
-                <w:p>
-                  <w:pPr>
-                    <w:ind w:left="709" w:hanging="709"/>
-                    <w:rPr>
-                      <w:rFonts w:ascii="Calibri" w:hAnsi="Calibri"/>
-                      <w:b/>
-                      <w:sz w:val="24"/>
-                      <w:szCs w:val="24"/>
-                    </w:rPr>
-                  </w:pPr>
-                  <w:r>
-                    <w:rPr>
-                      <w:rFonts w:ascii="Calibri" w:hAnsi="Calibri"/>
-                      <w:b/>
-                      <w:spacing w:val="-1"/>
-                      <w:sz w:val="22"/>
-                      <w:szCs w:val="24"/>
-                    </w:rPr>
-                    <w:t xml:space="preserve">Ημερομηνία: </w:t>
-                  </w:r>
-                  <w:r>
-                    <w:rPr>
-                      <w:rFonts w:ascii="Calibri" w:hAnsi="Calibri"/>
-                      <w:b/>
-                      <w:spacing w:val="-1"/>
-                      <w:sz w:val="22"/>
-                      <w:szCs w:val="24"/>
-                    </w:rPr>
-                    <w:t>………………………</w:t>
-                  </w:r>
                 </w:p>
               </w:txbxContent>
             </v:textbox>
@@ -1040,82 +1240,581 @@
     </w:p>
     <w:p>
       <w:pPr>
-        <w:widowControl/>
+        <w:pStyle w:val="a6"/>
         <w:numPr>
           <w:ilvl w:val="0"/>
           <w:numId w:val="16"/>
         </w:numPr>
-        <w:autoSpaceDE/>
-        <w:autoSpaceDN/>
-        <w:adjustRightInd/>
+        <w:tabs>
+          <w:tab w:val="left" w:pos="993"/>
+          <w:tab w:val="left" w:pos="1418"/>
+          <w:tab w:val="center" w:pos="4677"/>
+        </w:tabs>
         <w:spacing w:line="360" w:lineRule="auto"/>
         <w:jc w:val="both"/>
         <w:rPr>
-          <w:rFonts w:asciiTheme="minorHAnsi" w:hAnsiTheme="minorHAnsi" w:cstheme="minorHAnsi"/>
-          <w:sz w:val="22"/>
-          <w:szCs w:val="22"/>
-        </w:rPr>
-      </w:pPr>
-      <w:r>
-        <w:rPr>
-          <w:rFonts w:asciiTheme="minorHAnsi" w:hAnsiTheme="minorHAnsi" w:cstheme="minorHAnsi"/>
-          <w:sz w:val="22"/>
-          <w:szCs w:val="22"/>
-        </w:rPr>
-        <w:t xml:space="preserve">Την από </w:t>
-      </w:r>
-      <w:r>
-        <w:rPr>
-          <w:rFonts w:asciiTheme="minorHAnsi" w:hAnsiTheme="minorHAnsi" w:cstheme="minorHAnsi"/>
-          <w:color w:val="000000" w:themeColor="text1"/>
-          <w:sz w:val="22"/>
-          <w:szCs w:val="22"/>
-        </w:rPr>
-        <w:t>…../…../…….</w:t>
-      </w:r>
-      <w:r>
-        <w:rPr>
-          <w:rFonts w:asciiTheme="minorHAnsi" w:hAnsiTheme="minorHAnsi" w:cstheme="minorHAnsi"/>
-          <w:color w:val="000000" w:themeColor="text1"/>
+          <w:rFonts w:asciiTheme="minorHAnsi" w:hAnsiTheme="minorHAnsi"/>
+          <w:sz w:val="22"/>
+          <w:szCs w:val="22"/>
+        </w:rPr>
+      </w:pPr>
+      <w:r>
+        <w:rPr>
+          <w:rFonts w:asciiTheme="minorHAnsi" w:hAnsiTheme="minorHAnsi"/>
+          <w:sz w:val="22"/>
+          <w:szCs w:val="22"/>
+        </w:rPr>
+        <w:t xml:space="preserve">Την αίτηση με </w:t>
+      </w:r>
+      <w:r>
+        <w:rPr>
+          <w:rFonts w:asciiTheme="minorHAnsi" w:hAnsiTheme="minorHAnsi"/>
+          <w:sz w:val="22"/>
+          <w:szCs w:val="22"/>
+        </w:rPr>
+        <w:t xml:space="preserve">Α.Π. </w:t>
+      </w:r>
+      <w:r>
+        <w:rPr>
+          <w:rFonts w:asciiTheme="minorHAnsi" w:hAnsiTheme="minorHAnsi"/>
+          <w:sz w:val="22"/>
+          <w:szCs w:val="22"/>
+        </w:rPr>
+        <w:t>{{</w:t>
+      </w:r>
+      <w:r>
+        <w:rPr>
+          <w:rFonts w:asciiTheme="minorHAnsi" w:hAnsiTheme="minorHAnsi"/>
           <w:sz w:val="22"/>
           <w:szCs w:val="22"/>
         </w:rPr>
         <w:t xml:space="preserve"> </w:t>
       </w:r>
-      <w:r>
-        <w:rPr>
-          <w:rFonts w:asciiTheme="minorHAnsi" w:hAnsiTheme="minorHAnsi" w:cstheme="minorHAnsi"/>
-          <w:sz w:val="22"/>
-          <w:szCs w:val="22"/>
-        </w:rPr>
-        <w:t>αίτηση ………………………. συνοδευόμενη από ιατρική γνωμάτευση για το τέκνο της/ του .</w:t>
+      <w:proofErr w:type="spellStart"/>
+      <w:r>
+        <w:rPr>
+          <w:rFonts w:asciiTheme="minorHAnsi" w:hAnsiTheme="minorHAnsi"/>
+          <w:sz w:val="22"/>
+          <w:szCs w:val="22"/>
+        </w:rPr>
+        <w:t>protocollo</w:t>
+      </w:r>
+      <w:r>
+        <w:rPr>
+          <w:rFonts w:asciiTheme="minorHAnsi" w:hAnsiTheme="minorHAnsi"/>
+          <w:sz w:val="22"/>
+          <w:szCs w:val="22"/>
+        </w:rPr>
+        <w:t>_</w:t>
+      </w:r>
+      <w:r>
+        <w:rPr>
+          <w:rFonts w:asciiTheme="minorHAnsi" w:hAnsiTheme="minorHAnsi"/>
+          <w:sz w:val="22"/>
+          <w:szCs w:val="22"/>
+        </w:rPr>
+        <w:t>aithshs</w:t>
+      </w:r>
+      <w:proofErr w:type="spellEnd"/>
+      <w:r>
+        <w:rPr>
+          <w:rFonts w:asciiTheme="minorHAnsi" w:hAnsiTheme="minorHAnsi"/>
+          <w:sz w:val="22"/>
+          <w:szCs w:val="22"/>
+        </w:rPr>
+        <w:t xml:space="preserve"> }}</w:t>
+      </w:r>
+      <w:r>
+        <w:rPr>
+          <w:rFonts w:asciiTheme="minorHAnsi" w:hAnsiTheme="minorHAnsi"/>
+          <w:sz w:val="22"/>
+          <w:szCs w:val="22"/>
+        </w:rPr>
+        <w:t>/</w:t>
+      </w:r>
+      <w:r>
+        <w:rPr>
+          <w:rFonts w:asciiTheme="minorHAnsi" w:hAnsiTheme="minorHAnsi"/>
+          <w:sz w:val="22"/>
+          <w:szCs w:val="22"/>
+        </w:rPr>
+        <w:t xml:space="preserve">{{ </w:t>
+      </w:r>
+      <w:proofErr w:type="spellStart"/>
+      <w:r>
+        <w:rPr>
+          <w:rFonts w:asciiTheme="minorHAnsi" w:hAnsiTheme="minorHAnsi"/>
+          <w:sz w:val="22"/>
+          <w:szCs w:val="22"/>
+        </w:rPr>
+        <w:t>hmer</w:t>
+      </w:r>
+      <w:r>
+        <w:rPr>
+          <w:rFonts w:asciiTheme="minorHAnsi" w:hAnsiTheme="minorHAnsi"/>
+          <w:sz w:val="22"/>
+          <w:szCs w:val="22"/>
+        </w:rPr>
+        <w:t>_</w:t>
+      </w:r>
+      <w:r>
+        <w:rPr>
+          <w:rFonts w:asciiTheme="minorHAnsi" w:hAnsiTheme="minorHAnsi"/>
+          <w:sz w:val="22"/>
+          <w:szCs w:val="22"/>
+        </w:rPr>
+        <w:t>protocollou</w:t>
+      </w:r>
+      <w:r>
+        <w:rPr>
+          <w:rFonts w:asciiTheme="minorHAnsi" w:hAnsiTheme="minorHAnsi"/>
+          <w:sz w:val="22"/>
+          <w:szCs w:val="22"/>
+        </w:rPr>
+        <w:t>_</w:t>
+      </w:r>
+      <w:r>
+        <w:rPr>
+          <w:rFonts w:asciiTheme="minorHAnsi" w:hAnsiTheme="minorHAnsi"/>
+          <w:sz w:val="22"/>
+          <w:szCs w:val="22"/>
+        </w:rPr>
+        <w:t>aithshs</w:t>
+      </w:r>
+      <w:proofErr w:type="spellEnd"/>
+      <w:r>
+        <w:rPr>
+          <w:rFonts w:asciiTheme="minorHAnsi" w:hAnsiTheme="minorHAnsi"/>
+          <w:sz w:val="22"/>
+          <w:szCs w:val="22"/>
+        </w:rPr>
+        <w:t>}}</w:t>
+      </w:r>
+      <w:r>
+        <w:rPr>
+          <w:rFonts w:asciiTheme="minorHAnsi" w:hAnsiTheme="minorHAnsi"/>
+          <w:sz w:val="22"/>
+          <w:szCs w:val="22"/>
+        </w:rPr>
+        <w:t>,</w:t>
+      </w:r>
+      <w:r>
+        <w:rPr>
+          <w:rFonts w:asciiTheme="minorHAnsi" w:hAnsiTheme="minorHAnsi"/>
+          <w:sz w:val="22"/>
+          <w:szCs w:val="22"/>
+        </w:rPr>
+        <w:t xml:space="preserve"> </w:t>
+      </w:r>
+      <w:r>
+        <w:rPr>
+          <w:rFonts w:asciiTheme="minorHAnsi" w:hAnsiTheme="minorHAnsi"/>
+          <w:sz w:val="22"/>
+          <w:szCs w:val="22"/>
+        </w:rPr>
+        <w:t>του</w:t>
+      </w:r>
+      <w:r>
+        <w:rPr>
+          <w:rFonts w:asciiTheme="minorHAnsi" w:hAnsiTheme="minorHAnsi"/>
+          <w:sz w:val="22"/>
+          <w:szCs w:val="22"/>
+        </w:rPr>
+        <w:t>/</w:t>
+      </w:r>
+      <w:r>
+        <w:rPr>
+          <w:rFonts w:asciiTheme="minorHAnsi" w:hAnsiTheme="minorHAnsi"/>
+          <w:sz w:val="22"/>
+          <w:szCs w:val="22"/>
+        </w:rPr>
+        <w:t xml:space="preserve">της εκπαιδευτικού {{ </w:t>
+      </w:r>
+      <w:proofErr w:type="spellStart"/>
+      <w:r>
+        <w:rPr>
+          <w:rFonts w:asciiTheme="minorHAnsi" w:hAnsiTheme="minorHAnsi"/>
+          <w:sz w:val="22"/>
+          <w:szCs w:val="22"/>
+        </w:rPr>
+        <w:t>eponymo</w:t>
+      </w:r>
+      <w:proofErr w:type="spellEnd"/>
+      <w:r>
+        <w:rPr>
+          <w:rFonts w:asciiTheme="minorHAnsi" w:hAnsiTheme="minorHAnsi"/>
+          <w:sz w:val="22"/>
+          <w:szCs w:val="22"/>
+        </w:rPr>
+        <w:t xml:space="preserve"> }} </w:t>
+      </w:r>
+      <w:r>
+        <w:rPr>
+          <w:rFonts w:asciiTheme="minorHAnsi" w:hAnsiTheme="minorHAnsi"/>
+          <w:sz w:val="22"/>
+          <w:szCs w:val="22"/>
+        </w:rPr>
+        <w:t xml:space="preserve">{{ </w:t>
+      </w:r>
+      <w:proofErr w:type="spellStart"/>
+      <w:r>
+        <w:rPr>
+          <w:rFonts w:asciiTheme="minorHAnsi" w:hAnsiTheme="minorHAnsi"/>
+          <w:sz w:val="22"/>
+          <w:szCs w:val="22"/>
+        </w:rPr>
+        <w:t>onoma</w:t>
+      </w:r>
+      <w:proofErr w:type="spellEnd"/>
+      <w:r>
+        <w:rPr>
+          <w:rFonts w:asciiTheme="minorHAnsi" w:hAnsiTheme="minorHAnsi"/>
+          <w:sz w:val="22"/>
+          <w:szCs w:val="22"/>
+        </w:rPr>
+        <w:t xml:space="preserve"> }} </w:t>
+      </w:r>
+      <w:r>
+        <w:rPr>
+          <w:rFonts w:asciiTheme="minorHAnsi" w:hAnsiTheme="minorHAnsi"/>
+          <w:sz w:val="22"/>
+          <w:szCs w:val="22"/>
+        </w:rPr>
+        <w:t>με</w:t>
+      </w:r>
+      <w:r>
+        <w:rPr>
+          <w:rFonts w:asciiTheme="minorHAnsi" w:hAnsiTheme="minorHAnsi"/>
+          <w:sz w:val="22"/>
+          <w:szCs w:val="22"/>
+        </w:rPr>
+        <w:t xml:space="preserve"> </w:t>
+      </w:r>
+      <w:r>
+        <w:rPr>
+          <w:rFonts w:asciiTheme="minorHAnsi" w:hAnsiTheme="minorHAnsi"/>
+          <w:sz w:val="22"/>
+          <w:szCs w:val="22"/>
+        </w:rPr>
+        <w:t xml:space="preserve">ΑΜ </w:t>
+      </w:r>
+      <w:r>
+        <w:rPr>
+          <w:rFonts w:asciiTheme="minorHAnsi" w:hAnsiTheme="minorHAnsi"/>
+          <w:sz w:val="22"/>
+          <w:szCs w:val="22"/>
+        </w:rPr>
+        <w:t>{{</w:t>
+      </w:r>
+      <w:proofErr w:type="spellStart"/>
+      <w:r>
+        <w:rPr>
+          <w:rFonts w:asciiTheme="minorHAnsi" w:hAnsiTheme="minorHAnsi"/>
+          <w:sz w:val="22"/>
+          <w:szCs w:val="22"/>
+        </w:rPr>
+        <w:t>mitrwo</w:t>
+      </w:r>
+      <w:proofErr w:type="spellEnd"/>
+      <w:r>
+        <w:rPr>
+          <w:rFonts w:asciiTheme="minorHAnsi" w:hAnsiTheme="minorHAnsi"/>
+          <w:sz w:val="22"/>
+          <w:szCs w:val="22"/>
+        </w:rPr>
+        <w:t>}}</w:t>
+      </w:r>
+      <w:r>
+        <w:rPr>
+          <w:rFonts w:asciiTheme="minorHAnsi" w:hAnsiTheme="minorHAnsi"/>
+          <w:sz w:val="22"/>
+          <w:szCs w:val="22"/>
+        </w:rPr>
+        <w:t xml:space="preserve"> </w:t>
+      </w:r>
+      <w:r>
+        <w:rPr>
+          <w:rFonts w:asciiTheme="minorHAnsi" w:hAnsiTheme="minorHAnsi"/>
+          <w:sz w:val="22"/>
+          <w:szCs w:val="22"/>
+        </w:rPr>
+        <w:t xml:space="preserve">κλάδου </w:t>
+      </w:r>
+      <w:r>
+        <w:rPr>
+          <w:rFonts w:asciiTheme="minorHAnsi" w:hAnsiTheme="minorHAnsi"/>
+          <w:sz w:val="22"/>
+          <w:szCs w:val="22"/>
+        </w:rPr>
+        <w:t xml:space="preserve">{{ </w:t>
+      </w:r>
+      <w:proofErr w:type="spellStart"/>
+      <w:r>
+        <w:rPr>
+          <w:rFonts w:asciiTheme="minorHAnsi" w:hAnsiTheme="minorHAnsi"/>
+          <w:sz w:val="22"/>
+          <w:szCs w:val="22"/>
+        </w:rPr>
+        <w:t>klados</w:t>
+      </w:r>
+      <w:proofErr w:type="spellEnd"/>
+      <w:r>
+        <w:rPr>
+          <w:rFonts w:asciiTheme="minorHAnsi" w:hAnsiTheme="minorHAnsi"/>
+          <w:sz w:val="22"/>
+          <w:szCs w:val="22"/>
+        </w:rPr>
+        <w:t xml:space="preserve"> }}</w:t>
+      </w:r>
+      <w:r>
+        <w:rPr>
+          <w:rFonts w:asciiTheme="minorHAnsi" w:hAnsiTheme="minorHAnsi"/>
+          <w:sz w:val="22"/>
+          <w:szCs w:val="22"/>
+        </w:rPr>
+        <w:t>, με την οποία ζητά την χορήγηση άδειας</w:t>
+      </w:r>
+      <w:r>
+        <w:rPr>
+          <w:rFonts w:asciiTheme="minorHAnsi" w:hAnsiTheme="minorHAnsi"/>
+          <w:sz w:val="22"/>
+          <w:szCs w:val="22"/>
+        </w:rPr>
+        <w:t xml:space="preserve"> λόγω ασθενείας τέκνου </w:t>
+      </w:r>
+      <w:r>
+        <w:rPr>
+          <w:rFonts w:asciiTheme="minorHAnsi" w:hAnsiTheme="minorHAnsi"/>
+          <w:sz w:val="22"/>
+          <w:szCs w:val="22"/>
+        </w:rPr>
+        <w:t xml:space="preserve">{{ </w:t>
+      </w:r>
+      <w:proofErr w:type="spellStart"/>
+      <w:r>
+        <w:rPr>
+          <w:rFonts w:asciiTheme="minorHAnsi" w:hAnsiTheme="minorHAnsi"/>
+          <w:sz w:val="22"/>
+          <w:szCs w:val="22"/>
+        </w:rPr>
+        <w:t>days</w:t>
+      </w:r>
+      <w:r>
+        <w:rPr>
+          <w:rFonts w:asciiTheme="minorHAnsi" w:hAnsiTheme="minorHAnsi"/>
+          <w:sz w:val="22"/>
+          <w:szCs w:val="22"/>
+        </w:rPr>
+        <w:t>_</w:t>
+      </w:r>
+      <w:r>
+        <w:rPr>
+          <w:rFonts w:asciiTheme="minorHAnsi" w:hAnsiTheme="minorHAnsi"/>
+          <w:sz w:val="22"/>
+          <w:szCs w:val="22"/>
+        </w:rPr>
+        <w:t>lektiko</w:t>
+      </w:r>
+      <w:proofErr w:type="spellEnd"/>
+      <w:r>
+        <w:rPr>
+          <w:rFonts w:asciiTheme="minorHAnsi" w:hAnsiTheme="minorHAnsi"/>
+          <w:sz w:val="22"/>
+          <w:szCs w:val="22"/>
+        </w:rPr>
+        <w:t xml:space="preserve"> </w:t>
+      </w:r>
+      <w:r>
+        <w:rPr>
+          <w:rFonts w:asciiTheme="minorHAnsi" w:hAnsiTheme="minorHAnsi"/>
+          <w:sz w:val="22"/>
+          <w:szCs w:val="22"/>
+        </w:rPr>
+        <w:t xml:space="preserve">}} </w:t>
+      </w:r>
+      <w:r>
+        <w:rPr>
+          <w:rFonts w:asciiTheme="minorHAnsi" w:hAnsiTheme="minorHAnsi"/>
+          <w:sz w:val="22"/>
+          <w:szCs w:val="22"/>
+        </w:rPr>
+        <w:t>με αποδοχές</w:t>
+      </w:r>
+      <w:r>
+        <w:rPr>
+          <w:rFonts w:asciiTheme="minorHAnsi" w:hAnsiTheme="minorHAnsi"/>
+          <w:sz w:val="22"/>
+          <w:szCs w:val="22"/>
+        </w:rPr>
+        <w:t>.</w:t>
       </w:r>
     </w:p>
     <w:p>
       <w:pPr>
-        <w:spacing w:line="360" w:lineRule="auto"/>
+        <w:pStyle w:val="a6"/>
+        <w:numPr>
+          <w:ilvl w:val="0"/>
+          <w:numId w:val="16"/>
+        </w:numPr>
+        <w:tabs>
+          <w:tab w:val="left" w:pos="993"/>
+          <w:tab w:val="left" w:pos="1418"/>
+          <w:tab w:val="center" w:pos="4677"/>
+        </w:tabs>
+        <w:spacing w:line="276" w:lineRule="auto"/>
+        <w:jc w:val="both"/>
+        <w:rPr>
+          <w:rFonts w:asciiTheme="minorHAnsi" w:hAnsiTheme="minorHAnsi" w:cstheme="minorHAnsi"/>
+          <w:sz w:val="22"/>
+          <w:szCs w:val="22"/>
+        </w:rPr>
+      </w:pPr>
+      <w:r>
+        <w:rPr>
+          <w:rFonts w:asciiTheme="minorHAnsi" w:hAnsiTheme="minorHAnsi" w:cstheme="minorHAnsi"/>
+          <w:sz w:val="22"/>
+          <w:szCs w:val="22"/>
+        </w:rPr>
+        <w:t xml:space="preserve">Την από </w:t>
+      </w:r>
+      <w:r>
+        <w:rPr>
+          <w:rFonts w:asciiTheme="minorHAnsi" w:hAnsiTheme="minorHAnsi" w:cstheme="minorHAnsi"/>
+          <w:sz w:val="22"/>
+          <w:szCs w:val="22"/>
+        </w:rPr>
+        <w:t xml:space="preserve">{{ </w:t>
+      </w:r>
+      <w:proofErr w:type="spellStart"/>
+      <w:r>
+        <w:rPr>
+          <w:rFonts w:asciiTheme="minorHAnsi" w:hAnsiTheme="minorHAnsi" w:cstheme="minorHAnsi"/>
+          <w:sz w:val="22"/>
+          <w:szCs w:val="22"/>
+          <w:lang w:val="en-US"/>
+        </w:rPr>
+        <w:t>hmer</w:t>
+      </w:r>
+      <w:proofErr w:type="spellEnd"/>
+      <w:r>
+        <w:rPr>
+          <w:rFonts w:asciiTheme="minorHAnsi" w:hAnsiTheme="minorHAnsi" w:cstheme="minorHAnsi"/>
+          <w:sz w:val="22"/>
+          <w:szCs w:val="22"/>
+        </w:rPr>
+        <w:t>_</w:t>
+      </w:r>
+      <w:proofErr w:type="spellStart"/>
+      <w:r>
+        <w:rPr>
+          <w:rFonts w:asciiTheme="minorHAnsi" w:hAnsiTheme="minorHAnsi" w:cstheme="minorHAnsi"/>
+          <w:sz w:val="22"/>
+          <w:szCs w:val="22"/>
+          <w:lang w:val="en-US"/>
+        </w:rPr>
+        <w:t>gnomateyshs</w:t>
+      </w:r>
+      <w:proofErr w:type="spellEnd"/>
+      <w:r>
+        <w:rPr>
+          <w:rFonts w:asciiTheme="minorHAnsi" w:hAnsiTheme="minorHAnsi" w:cstheme="minorHAnsi"/>
+          <w:sz w:val="22"/>
+          <w:szCs w:val="22"/>
+        </w:rPr>
+        <w:t>}}</w:t>
+      </w:r>
+      <w:r>
+        <w:rPr>
+          <w:rFonts w:asciiTheme="minorHAnsi" w:hAnsiTheme="minorHAnsi" w:cstheme="minorHAnsi"/>
+          <w:sz w:val="22"/>
+          <w:szCs w:val="22"/>
+        </w:rPr>
+        <w:t xml:space="preserve"> ιατρική γνωμάτευση του</w:t>
+      </w:r>
+      <w:r>
+        <w:rPr>
+          <w:rFonts w:asciiTheme="minorHAnsi" w:hAnsiTheme="minorHAnsi" w:cstheme="minorHAnsi"/>
+          <w:sz w:val="22"/>
+          <w:szCs w:val="22"/>
+        </w:rPr>
+        <w:t>/</w:t>
+      </w:r>
+      <w:r>
+        <w:rPr>
+          <w:rFonts w:asciiTheme="minorHAnsi" w:hAnsiTheme="minorHAnsi" w:cstheme="minorHAnsi"/>
+          <w:sz w:val="22"/>
+          <w:szCs w:val="22"/>
+        </w:rPr>
+        <w:t>της ιατρού {{</w:t>
+      </w:r>
+      <w:r>
+        <w:rPr>
+          <w:rFonts w:asciiTheme="minorHAnsi" w:hAnsiTheme="minorHAnsi" w:cstheme="minorHAnsi"/>
+          <w:sz w:val="22"/>
+          <w:szCs w:val="22"/>
+        </w:rPr>
+        <w:t xml:space="preserve"> </w:t>
+      </w:r>
+      <w:r>
+        <w:rPr>
+          <w:rFonts w:asciiTheme="minorHAnsi" w:hAnsiTheme="minorHAnsi" w:cstheme="minorHAnsi"/>
+          <w:sz w:val="22"/>
+          <w:szCs w:val="22"/>
+          <w:lang w:val="en-US"/>
+        </w:rPr>
+        <w:t>doctor</w:t>
+      </w:r>
+      <w:r>
+        <w:rPr>
+          <w:rFonts w:asciiTheme="minorHAnsi" w:hAnsiTheme="minorHAnsi" w:cstheme="minorHAnsi"/>
+          <w:sz w:val="22"/>
+          <w:szCs w:val="22"/>
+        </w:rPr>
+        <w:t xml:space="preserve"> </w:t>
+      </w:r>
+      <w:r>
+        <w:rPr>
+          <w:rFonts w:asciiTheme="minorHAnsi" w:hAnsiTheme="minorHAnsi" w:cstheme="minorHAnsi"/>
+          <w:sz w:val="22"/>
+          <w:szCs w:val="22"/>
+        </w:rPr>
+        <w:t>}}</w:t>
+      </w:r>
+      <w:r>
+        <w:rPr>
+          <w:rFonts w:asciiTheme="minorHAnsi" w:hAnsiTheme="minorHAnsi" w:cstheme="minorHAnsi"/>
+          <w:sz w:val="22"/>
+          <w:szCs w:val="22"/>
+        </w:rPr>
+        <w:t xml:space="preserve"> .</w:t>
+      </w:r>
+    </w:p>
+    <w:p>
+      <w:pPr>
+        <w:spacing w:before="100" w:beforeAutospacing="1" w:line="480" w:lineRule="auto"/>
         <w:jc w:val="center"/>
-        <w:rPr>
-          <w:rFonts w:asciiTheme="minorHAnsi" w:hAnsiTheme="minorHAnsi" w:cstheme="minorHAnsi"/>
-          <w:sz w:val="22"/>
-          <w:szCs w:val="22"/>
-        </w:rPr>
-      </w:pPr>
-      <w:r>
         <w:rPr>
           <w:rFonts w:asciiTheme="minorHAnsi" w:hAnsiTheme="minorHAnsi" w:cstheme="minorHAnsi"/>
           <w:b/>
           <w:sz w:val="22"/>
           <w:szCs w:val="22"/>
         </w:rPr>
+      </w:pPr>
+      <w:r>
+        <w:rPr>
+          <w:rFonts w:asciiTheme="minorHAnsi" w:hAnsiTheme="minorHAnsi" w:cstheme="minorHAnsi"/>
+          <w:b/>
+          <w:sz w:val="22"/>
+          <w:szCs w:val="22"/>
+        </w:rPr>
         <w:t>Α π ο φ α σ ί ζ ο υ μ ε</w:t>
       </w:r>
     </w:p>
     <w:p>
       <w:pPr>
         <w:shd w:val="clear" w:color="auto" w:fill="FFFFFF"/>
-        <w:spacing w:after="240"/>
-        <w:jc w:val="center"/>
+        <w:spacing w:after="240" w:line="360" w:lineRule="auto"/>
+        <w:jc w:val="both"/>
         <w:rPr>
           <w:rFonts w:ascii="Calibri" w:hAnsi="Calibri"/>
           <w:spacing w:val="100"/>
@@ -1125,231 +1824,471 @@
       </w:pPr>
       <w:r>
         <w:rPr>
+          <w:rFonts w:ascii="Calibri" w:hAnsi="Calibri"/>
+          <w:noProof/>
+          <w:sz w:val="24"/>
+          <w:szCs w:val="24"/>
+        </w:rPr>
+        <w:pict>
+          <v:shape id="_x0000_s1035" type="#_x0000_t202" style="position:absolute;left:0;text-align:left;margin-left:296.8pt;margin-top:64.2pt;width:195.3pt;height:86.75pt;z-index:251665408;visibility:visible;mso-width-percent:400;mso-width-percent:400;mso-width-relative:margin;mso-height-relative:margin" o:gfxdata="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" stroked="f">
+            <v:textbox>
+              <w:txbxContent>
+                <w:p>
+                  <w:pPr>
+                    <w:jc w:val="center"/>
+                    <w:rPr>
+                      <w:rFonts w:ascii="Calibri" w:hAnsi="Calibri" w:cs="Calibri"/>
+                      <w:sz w:val="24"/>
+                    </w:rPr>
+                  </w:pPr>
+                  <w:r>
+                    <w:rPr>
+                      <w:rFonts w:ascii="Calibri" w:hAnsi="Calibri" w:cs="Calibri"/>
+                      <w:sz w:val="24"/>
+                    </w:rPr>
+                    <w:t>Ο Διευθυντής</w:t>
+                  </w:r>
+                </w:p>
+                <w:p>
+                  <w:pPr>
+                    <w:jc w:val="center"/>
+                    <w:rPr>
+                      <w:rFonts w:ascii="Calibri" w:hAnsi="Calibri" w:cs="Calibri"/>
+                      <w:sz w:val="24"/>
+                    </w:rPr>
+                  </w:pPr>
+                </w:p>
+                <w:p>
+                  <w:pPr>
+                    <w:jc w:val="center"/>
+                    <w:rPr>
+                      <w:rFonts w:ascii="Calibri" w:hAnsi="Calibri" w:cs="Calibri"/>
+                      <w:sz w:val="24"/>
+                    </w:rPr>
+                  </w:pPr>
+                </w:p>
+                <w:p>
+                  <w:pPr>
+                    <w:jc w:val="center"/>
+                    <w:rPr>
+                      <w:rFonts w:ascii="Calibri" w:hAnsi="Calibri" w:cs="Calibri"/>
+                      <w:sz w:val="24"/>
+                    </w:rPr>
+                  </w:pPr>
+                  <w:r>
+                    <w:rPr>
+                      <w:rFonts w:ascii="Calibri" w:hAnsi="Calibri" w:cs="Calibri"/>
+                      <w:sz w:val="24"/>
+                    </w:rPr>
+                    <w:t>Παντελεήμων Ρουμελιώτης</w:t>
+                  </w:r>
+                </w:p>
+                <w:p>
+                  <w:pPr>
+                    <w:jc w:val="center"/>
+                    <w:rPr>
+                      <w:rFonts w:ascii="Calibri" w:hAnsi="Calibri" w:cs="Calibri"/>
+                      <w:sz w:val="24"/>
+                    </w:rPr>
+                  </w:pPr>
+                  <w:r>
+                    <w:rPr>
+                      <w:rFonts w:ascii="Calibri" w:hAnsi="Calibri" w:cs="Calibri"/>
+                      <w:sz w:val="24"/>
+                    </w:rPr>
+                    <w:t>Πληροφορικός</w:t>
+                  </w:r>
+                </w:p>
+              </w:txbxContent>
+            </v:textbox>
+          </v:shape>
+        </w:pict>
+      </w:r>
+      <w:r>
+        <w:rPr>
+          <w:rFonts w:asciiTheme="minorHAnsi" w:hAnsiTheme="minorHAnsi"/>
+          <w:sz w:val="22"/>
+          <w:szCs w:val="22"/>
+        </w:rPr>
+        <w:t xml:space="preserve">Χορηγούμε στον/στην εκπαιδευτικό κ. </w:t>
+      </w:r>
+      <w:r>
+        <w:rPr>
+          <w:rFonts w:asciiTheme="minorHAnsi" w:hAnsiTheme="minorHAnsi"/>
+          <w:b/>
+          <w:sz w:val="22"/>
+          <w:szCs w:val="22"/>
+        </w:rPr>
+        <w:t>{{</w:t>
+      </w:r>
+      <w:r>
+        <w:rPr>
+          <w:rFonts w:asciiTheme="minorHAnsi" w:hAnsiTheme="minorHAnsi"/>
+          <w:b/>
+          <w:sz w:val="22"/>
+          <w:szCs w:val="22"/>
+        </w:rPr>
+        <w:t xml:space="preserve"> </w:t>
+      </w:r>
+      <w:proofErr w:type="spellStart"/>
+      <w:r>
+        <w:rPr>
+          <w:rFonts w:asciiTheme="minorHAnsi" w:hAnsiTheme="minorHAnsi"/>
+          <w:b/>
+          <w:sz w:val="22"/>
+          <w:szCs w:val="22"/>
+          <w:lang w:val="en-US"/>
+        </w:rPr>
+        <w:t>eponymo</w:t>
+      </w:r>
+      <w:proofErr w:type="spellEnd"/>
+      <w:r>
+        <w:rPr>
+          <w:rFonts w:asciiTheme="minorHAnsi" w:hAnsiTheme="minorHAnsi"/>
+          <w:b/>
+          <w:sz w:val="22"/>
+          <w:szCs w:val="22"/>
+        </w:rPr>
+        <w:t xml:space="preserve"> </w:t>
+      </w:r>
+      <w:r>
+        <w:rPr>
+          <w:rFonts w:asciiTheme="minorHAnsi" w:hAnsiTheme="minorHAnsi"/>
+          <w:b/>
+          <w:sz w:val="22"/>
+          <w:szCs w:val="22"/>
+        </w:rPr>
+        <w:t>}}</w:t>
+      </w:r>
+      <w:r>
+        <w:rPr>
+          <w:rFonts w:asciiTheme="minorHAnsi" w:hAnsiTheme="minorHAnsi"/>
+          <w:b/>
+          <w:sz w:val="22"/>
+          <w:szCs w:val="22"/>
+        </w:rPr>
+        <w:t xml:space="preserve"> {{</w:t>
+      </w:r>
+      <w:proofErr w:type="spellStart"/>
+      <w:r>
+        <w:rPr>
+          <w:rFonts w:asciiTheme="minorHAnsi" w:hAnsiTheme="minorHAnsi"/>
+          <w:b/>
+          <w:sz w:val="22"/>
+          <w:szCs w:val="22"/>
+          <w:lang w:val="en-US"/>
+        </w:rPr>
+        <w:t>onoma</w:t>
+      </w:r>
+      <w:proofErr w:type="spellEnd"/>
+      <w:r>
+        <w:rPr>
+          <w:rFonts w:asciiTheme="minorHAnsi" w:hAnsiTheme="minorHAnsi"/>
+          <w:b/>
+          <w:sz w:val="22"/>
+          <w:szCs w:val="22"/>
+        </w:rPr>
+        <w:t>}}</w:t>
+      </w:r>
+      <w:r>
+        <w:rPr>
+          <w:rFonts w:asciiTheme="minorHAnsi" w:hAnsiTheme="minorHAnsi"/>
+          <w:sz w:val="22"/>
+          <w:szCs w:val="22"/>
+        </w:rPr>
+        <w:t xml:space="preserve">, </w:t>
+      </w:r>
+      <w:r>
+        <w:rPr>
+          <w:rFonts w:asciiTheme="minorHAnsi" w:hAnsiTheme="minorHAnsi"/>
+          <w:sz w:val="22"/>
+          <w:szCs w:val="22"/>
+        </w:rPr>
+        <w:t>με</w:t>
+      </w:r>
+      <w:r>
+        <w:rPr>
+          <w:rFonts w:asciiTheme="minorHAnsi" w:hAnsiTheme="minorHAnsi"/>
+          <w:b/>
+          <w:sz w:val="22"/>
+          <w:szCs w:val="22"/>
+        </w:rPr>
+        <w:t xml:space="preserve"> </w:t>
+      </w:r>
+      <w:r>
+        <w:rPr>
+          <w:rFonts w:asciiTheme="minorHAnsi" w:hAnsiTheme="minorHAnsi"/>
+          <w:sz w:val="22"/>
+          <w:szCs w:val="22"/>
+        </w:rPr>
+        <w:t xml:space="preserve">ΑΜ : </w:t>
+      </w:r>
+      <w:r>
+        <w:rPr>
+          <w:rFonts w:asciiTheme="minorHAnsi" w:hAnsiTheme="minorHAnsi"/>
+          <w:b/>
+          <w:sz w:val="22"/>
+          <w:szCs w:val="22"/>
+        </w:rPr>
+        <w:t>{{</w:t>
+      </w:r>
+      <w:proofErr w:type="spellStart"/>
+      <w:r>
+        <w:rPr>
+          <w:rFonts w:asciiTheme="minorHAnsi" w:hAnsiTheme="minorHAnsi"/>
+          <w:b/>
+          <w:sz w:val="22"/>
+          <w:szCs w:val="22"/>
+          <w:lang w:val="en-US"/>
+        </w:rPr>
+        <w:t>mitrwo</w:t>
+      </w:r>
+      <w:proofErr w:type="spellEnd"/>
+      <w:r>
+        <w:rPr>
+          <w:rFonts w:asciiTheme="minorHAnsi" w:hAnsiTheme="minorHAnsi"/>
+          <w:b/>
+          <w:sz w:val="22"/>
+          <w:szCs w:val="22"/>
+        </w:rPr>
+        <w:t>}}</w:t>
+      </w:r>
+      <w:r>
+        <w:rPr>
+          <w:rFonts w:asciiTheme="minorHAnsi" w:hAnsiTheme="minorHAnsi"/>
+          <w:sz w:val="22"/>
+          <w:szCs w:val="22"/>
+        </w:rPr>
+        <w:t xml:space="preserve">, κλάδου </w:t>
+      </w:r>
+      <w:r>
+        <w:rPr>
+          <w:rFonts w:asciiTheme="minorHAnsi" w:hAnsiTheme="minorHAnsi"/>
+          <w:b/>
+          <w:sz w:val="22"/>
+          <w:szCs w:val="22"/>
+        </w:rPr>
+        <w:t xml:space="preserve">{{ </w:t>
+      </w:r>
+      <w:proofErr w:type="spellStart"/>
+      <w:r>
+        <w:rPr>
+          <w:rFonts w:asciiTheme="minorHAnsi" w:hAnsiTheme="minorHAnsi"/>
+          <w:b/>
+          <w:sz w:val="22"/>
+          <w:szCs w:val="22"/>
+          <w:lang w:val="en-US"/>
+        </w:rPr>
+        <w:t>klados</w:t>
+      </w:r>
+      <w:proofErr w:type="spellEnd"/>
+      <w:r>
+        <w:rPr>
+          <w:rFonts w:asciiTheme="minorHAnsi" w:hAnsiTheme="minorHAnsi"/>
+          <w:b/>
+          <w:sz w:val="22"/>
+          <w:szCs w:val="22"/>
+        </w:rPr>
+        <w:t xml:space="preserve"> }}</w:t>
+      </w:r>
+      <w:r>
+        <w:rPr>
+          <w:rFonts w:asciiTheme="minorHAnsi" w:hAnsiTheme="minorHAnsi"/>
+          <w:sz w:val="22"/>
+          <w:szCs w:val="22"/>
+        </w:rPr>
+        <w:t>, του 3</w:t>
+      </w:r>
+      <w:r>
+        <w:rPr>
+          <w:rFonts w:asciiTheme="minorHAnsi" w:hAnsiTheme="minorHAnsi"/>
+          <w:sz w:val="22"/>
+          <w:szCs w:val="22"/>
+          <w:vertAlign w:val="superscript"/>
+        </w:rPr>
+        <w:t>ου</w:t>
+      </w:r>
+      <w:r>
+        <w:rPr>
+          <w:rFonts w:asciiTheme="minorHAnsi" w:hAnsiTheme="minorHAnsi"/>
+          <w:sz w:val="22"/>
+          <w:szCs w:val="22"/>
+        </w:rPr>
+        <w:t xml:space="preserve"> ΓΕΛ Άργους, </w:t>
+      </w:r>
+      <w:r>
+        <w:rPr>
+          <w:rFonts w:asciiTheme="minorHAnsi" w:hAnsiTheme="minorHAnsi"/>
+          <w:b/>
+          <w:sz w:val="22"/>
+          <w:szCs w:val="22"/>
+        </w:rPr>
+        <w:t xml:space="preserve">άδεια </w:t>
+      </w:r>
+      <w:r>
+        <w:rPr>
+          <w:rFonts w:asciiTheme="minorHAnsi" w:hAnsiTheme="minorHAnsi"/>
+          <w:b/>
+          <w:sz w:val="22"/>
+          <w:szCs w:val="22"/>
+        </w:rPr>
+        <w:t>{{</w:t>
+      </w:r>
+      <w:r>
+        <w:rPr>
+          <w:rFonts w:asciiTheme="minorHAnsi" w:hAnsiTheme="minorHAnsi"/>
+          <w:b/>
+          <w:sz w:val="22"/>
+          <w:szCs w:val="22"/>
+        </w:rPr>
+        <w:t xml:space="preserve"> </w:t>
+      </w:r>
+      <w:r>
+        <w:rPr>
+          <w:rFonts w:asciiTheme="minorHAnsi" w:hAnsiTheme="minorHAnsi"/>
+          <w:b/>
+          <w:sz w:val="22"/>
+          <w:szCs w:val="22"/>
+          <w:lang w:val="en-US"/>
+        </w:rPr>
+        <w:t>days</w:t>
+      </w:r>
+      <w:r>
+        <w:rPr>
+          <w:rFonts w:asciiTheme="minorHAnsi" w:hAnsiTheme="minorHAnsi"/>
+          <w:b/>
+          <w:sz w:val="22"/>
+          <w:szCs w:val="22"/>
+        </w:rPr>
+        <w:t>_</w:t>
+      </w:r>
+      <w:proofErr w:type="spellStart"/>
+      <w:r>
+        <w:rPr>
+          <w:rFonts w:asciiTheme="minorHAnsi" w:hAnsiTheme="minorHAnsi"/>
+          <w:b/>
+          <w:sz w:val="22"/>
+          <w:szCs w:val="22"/>
+          <w:lang w:val="en-US"/>
+        </w:rPr>
+        <w:t>lektiko</w:t>
+      </w:r>
+      <w:proofErr w:type="spellEnd"/>
+      <w:r>
+        <w:rPr>
+          <w:rFonts w:asciiTheme="minorHAnsi" w:hAnsiTheme="minorHAnsi"/>
+          <w:b/>
+          <w:sz w:val="22"/>
+          <w:szCs w:val="22"/>
+        </w:rPr>
+        <w:t xml:space="preserve"> </w:t>
+      </w:r>
+      <w:r>
+        <w:rPr>
+          <w:rFonts w:asciiTheme="minorHAnsi" w:hAnsiTheme="minorHAnsi"/>
+          <w:b/>
+          <w:sz w:val="22"/>
+          <w:szCs w:val="22"/>
+        </w:rPr>
+        <w:t>}}</w:t>
+      </w:r>
+      <w:r>
+        <w:rPr>
+          <w:rFonts w:asciiTheme="minorHAnsi" w:hAnsiTheme="minorHAnsi"/>
+          <w:b/>
+          <w:sz w:val="22"/>
+          <w:szCs w:val="22"/>
+        </w:rPr>
+        <w:t xml:space="preserve"> </w:t>
+      </w:r>
+      <w:r>
+        <w:rPr>
+          <w:rFonts w:asciiTheme="minorHAnsi" w:hAnsiTheme="minorHAnsi"/>
+          <w:sz w:val="22"/>
+          <w:szCs w:val="22"/>
+        </w:rPr>
+        <w:t xml:space="preserve">με αποδοχές, από τις </w:t>
+      </w:r>
+      <w:r>
+        <w:rPr>
+          <w:rFonts w:asciiTheme="minorHAnsi" w:hAnsiTheme="minorHAnsi"/>
+          <w:b/>
+          <w:sz w:val="22"/>
+          <w:szCs w:val="22"/>
+        </w:rPr>
+        <w:t xml:space="preserve">{{ </w:t>
+      </w:r>
+      <w:proofErr w:type="spellStart"/>
+      <w:r>
+        <w:rPr>
+          <w:rFonts w:asciiTheme="minorHAnsi" w:hAnsiTheme="minorHAnsi"/>
+          <w:b/>
+          <w:sz w:val="22"/>
+          <w:szCs w:val="22"/>
+          <w:lang w:val="en-US"/>
+        </w:rPr>
+        <w:t>arxh</w:t>
+      </w:r>
+      <w:proofErr w:type="spellEnd"/>
+      <w:r>
+        <w:rPr>
+          <w:rFonts w:asciiTheme="minorHAnsi" w:hAnsiTheme="minorHAnsi"/>
+          <w:b/>
+          <w:sz w:val="22"/>
+          <w:szCs w:val="22"/>
+        </w:rPr>
+        <w:t xml:space="preserve"> }} έως και τις {{ </w:t>
+      </w:r>
+      <w:proofErr w:type="spellStart"/>
+      <w:r>
+        <w:rPr>
+          <w:rFonts w:asciiTheme="minorHAnsi" w:hAnsiTheme="minorHAnsi"/>
+          <w:b/>
+          <w:sz w:val="22"/>
+          <w:szCs w:val="22"/>
+          <w:lang w:val="en-US"/>
+        </w:rPr>
+        <w:t>telos</w:t>
+      </w:r>
+      <w:proofErr w:type="spellEnd"/>
+      <w:r>
+        <w:rPr>
+          <w:rFonts w:asciiTheme="minorHAnsi" w:hAnsiTheme="minorHAnsi"/>
+          <w:b/>
+          <w:sz w:val="22"/>
+          <w:szCs w:val="22"/>
+        </w:rPr>
+        <w:t xml:space="preserve"> }}</w:t>
+      </w:r>
+      <w:r>
+        <w:rPr>
+          <w:rFonts w:asciiTheme="minorHAnsi" w:hAnsiTheme="minorHAnsi"/>
+          <w:b/>
+          <w:bCs/>
+          <w:sz w:val="22"/>
+          <w:szCs w:val="22"/>
+        </w:rPr>
+        <w:t>,</w:t>
+      </w:r>
+      <w:r>
+        <w:rPr>
+          <w:rFonts w:asciiTheme="minorHAnsi" w:hAnsiTheme="minorHAnsi"/>
+          <w:b/>
+          <w:bCs/>
+          <w:sz w:val="22"/>
+          <w:szCs w:val="22"/>
+        </w:rPr>
+        <w:t xml:space="preserve"> </w:t>
+      </w:r>
+      <w:r>
+        <w:rPr>
           <w:rFonts w:asciiTheme="minorHAnsi" w:hAnsiTheme="minorHAnsi" w:cstheme="minorHAnsi"/>
           <w:sz w:val="22"/>
           <w:szCs w:val="22"/>
         </w:rPr>
-        <w:t xml:space="preserve">Χορηγούμε …………………… εκπαιδευτικό του  κλάδου ΠΕ………………….. , άδεια απουσίας με αποδοχές </w:t>
-      </w:r>
-      <w:r>
-        <w:rPr>
-          <w:rFonts w:asciiTheme="minorHAnsi" w:hAnsiTheme="minorHAnsi" w:cstheme="minorHAnsi"/>
-          <w:color w:val="000000" w:themeColor="text1"/>
-          <w:sz w:val="22"/>
-          <w:szCs w:val="22"/>
-        </w:rPr>
-        <w:t>………………..(…) ημερών</w:t>
-      </w:r>
-      <w:r>
-        <w:rPr>
-          <w:rFonts w:asciiTheme="minorHAnsi" w:hAnsiTheme="minorHAnsi" w:cstheme="minorHAnsi"/>
-          <w:color w:val="000000" w:themeColor="text1"/>
-          <w:sz w:val="22"/>
-          <w:szCs w:val="22"/>
-          <w:u w:val="single"/>
-        </w:rPr>
-        <w:t xml:space="preserve">  </w:t>
-      </w:r>
-      <w:r>
-        <w:rPr>
-          <w:rFonts w:asciiTheme="minorHAnsi" w:hAnsiTheme="minorHAnsi" w:cstheme="minorHAnsi"/>
-          <w:color w:val="000000" w:themeColor="text1"/>
-          <w:sz w:val="22"/>
-          <w:szCs w:val="22"/>
-        </w:rPr>
-        <w:t xml:space="preserve">, την …………………………, </w:t>
-      </w:r>
-      <w:r>
-        <w:rPr>
-          <w:rFonts w:asciiTheme="minorHAnsi" w:hAnsiTheme="minorHAnsi" w:cstheme="minorHAnsi"/>
-          <w:sz w:val="22"/>
-          <w:szCs w:val="22"/>
-        </w:rPr>
         <w:t>λόγω ασθενείας τέκνου.</w:t>
       </w:r>
     </w:p>
-    <w:tbl>
-      <w:tblPr>
-        <w:tblW w:w="0" w:type="auto"/>
-        <w:tblLook w:val="00A0"/>
-      </w:tblPr>
-      <w:tblGrid>
-        <w:gridCol w:w="4991"/>
-        <w:gridCol w:w="4992"/>
-      </w:tblGrid>
-      <w:tr>
-        <w:tc>
-          <w:tcPr>
-            <w:tcW w:w="4991" w:type="dxa"/>
-          </w:tcPr>
-          <w:p>
-            <w:pPr>
-              <w:rPr>
-                <w:rFonts w:ascii="Calibri" w:hAnsi="Calibri"/>
-                <w:b/>
-                <w:sz w:val="24"/>
-                <w:szCs w:val="24"/>
-              </w:rPr>
-            </w:pPr>
-          </w:p>
-        </w:tc>
-        <w:tc>
-          <w:tcPr>
-            <w:tcW w:w="4992" w:type="dxa"/>
-          </w:tcPr>
-          <w:p>
-            <w:pPr>
-              <w:jc w:val="center"/>
-              <w:rPr>
-                <w:rFonts w:ascii="Calibri" w:hAnsi="Calibri"/>
-                <w:b/>
-                <w:sz w:val="24"/>
-                <w:szCs w:val="24"/>
-              </w:rPr>
-            </w:pPr>
-            <w:r>
-              <w:rPr>
-                <w:rFonts w:ascii="Calibri" w:hAnsi="Calibri"/>
-                <w:b/>
-                <w:noProof/>
-                <w:sz w:val="24"/>
-                <w:szCs w:val="24"/>
-                <w:lang w:eastAsia="en-US"/>
-              </w:rPr>
-              <w:pict>
-                <v:shape id="_x0000_s1029" type="#_x0000_t202" style="position:absolute;left:0;text-align:left;margin-left:28.4pt;margin-top:2.35pt;width:194.5pt;height:88.45pt;z-index:251660288;mso-width-percent:400;mso-height-percent:200;mso-position-horizontal-relative:text;mso-position-vertical-relative:text;mso-width-percent:400;mso-height-percent:200;mso-width-relative:margin;mso-height-relative:margin" stroked="f">
-                  <v:textbox style="mso-fit-shape-to-text:t">
-                    <w:txbxContent>
-                      <w:p>
-                        <w:pPr>
-                          <w:jc w:val="center"/>
-                          <w:rPr>
-                            <w:rFonts w:asciiTheme="minorHAnsi" w:hAnsiTheme="minorHAnsi" w:cstheme="minorHAnsi"/>
-                            <w:b/>
-                            <w:sz w:val="24"/>
-                          </w:rPr>
-                        </w:pPr>
-                        <w:r>
-                          <w:rPr>
-                            <w:rFonts w:asciiTheme="minorHAnsi" w:hAnsiTheme="minorHAnsi" w:cstheme="minorHAnsi"/>
-                            <w:b/>
-                            <w:sz w:val="24"/>
-                          </w:rPr>
-                          <w:t>Ο Διευθυντής</w:t>
-                        </w:r>
-                      </w:p>
-                      <w:p>
-                        <w:pPr>
-                          <w:jc w:val="center"/>
-                          <w:rPr>
-                            <w:rFonts w:asciiTheme="minorHAnsi" w:hAnsiTheme="minorHAnsi" w:cstheme="minorHAnsi"/>
-                            <w:b/>
-                            <w:sz w:val="24"/>
-                          </w:rPr>
-                        </w:pPr>
-                      </w:p>
-                      <w:p>
-                        <w:pPr>
-                          <w:jc w:val="center"/>
-                          <w:rPr>
-                            <w:rFonts w:asciiTheme="minorHAnsi" w:hAnsiTheme="minorHAnsi" w:cstheme="minorHAnsi"/>
-                            <w:b/>
-                            <w:sz w:val="24"/>
-                          </w:rPr>
-                        </w:pPr>
-                      </w:p>
-                      <w:p>
-                        <w:pPr>
-                          <w:jc w:val="center"/>
-                          <w:rPr>
-                            <w:rFonts w:asciiTheme="minorHAnsi" w:hAnsiTheme="minorHAnsi" w:cstheme="minorHAnsi"/>
-                            <w:b/>
-                            <w:sz w:val="24"/>
-                          </w:rPr>
-                        </w:pPr>
-                      </w:p>
-                      <w:p>
-                        <w:pPr>
-                          <w:jc w:val="center"/>
-                          <w:rPr>
-                            <w:rFonts w:asciiTheme="minorHAnsi" w:hAnsiTheme="minorHAnsi" w:cstheme="minorHAnsi"/>
-                            <w:b/>
-                            <w:sz w:val="24"/>
-                          </w:rPr>
-                        </w:pPr>
-                        <w:r>
-                          <w:rPr>
-                            <w:rFonts w:asciiTheme="minorHAnsi" w:hAnsiTheme="minorHAnsi" w:cstheme="minorHAnsi"/>
-                            <w:b/>
-                            <w:sz w:val="24"/>
-                          </w:rPr>
-                          <w:t>Παντελεήμων Ρουμελιώτης</w:t>
-                        </w:r>
-                      </w:p>
-                    </w:txbxContent>
-                  </v:textbox>
-                </v:shape>
-              </w:pict>
-            </w:r>
-          </w:p>
-          <w:p>
-            <w:pPr>
-              <w:jc w:val="center"/>
-              <w:rPr>
-                <w:rFonts w:ascii="Calibri" w:hAnsi="Calibri"/>
-                <w:b/>
-                <w:sz w:val="24"/>
-                <w:szCs w:val="24"/>
-              </w:rPr>
-            </w:pPr>
-          </w:p>
-          <w:p>
-            <w:pPr>
-              <w:jc w:val="center"/>
-              <w:rPr>
-                <w:rFonts w:ascii="Calibri" w:hAnsi="Calibri"/>
-                <w:b/>
-                <w:sz w:val="24"/>
-                <w:szCs w:val="24"/>
-              </w:rPr>
-            </w:pPr>
-          </w:p>
-          <w:p>
-            <w:pPr>
-              <w:jc w:val="center"/>
-              <w:rPr>
-                <w:rFonts w:ascii="Calibri" w:hAnsi="Calibri"/>
-                <w:b/>
-                <w:sz w:val="24"/>
-                <w:szCs w:val="24"/>
-              </w:rPr>
-            </w:pPr>
-          </w:p>
-          <w:p>
-            <w:pPr>
-              <w:jc w:val="center"/>
-              <w:rPr>
-                <w:rFonts w:ascii="Calibri" w:hAnsi="Calibri"/>
-                <w:b/>
-                <w:sz w:val="24"/>
-                <w:szCs w:val="24"/>
-              </w:rPr>
-            </w:pPr>
-          </w:p>
-          <w:p>
-            <w:pPr>
-              <w:jc w:val="center"/>
-              <w:rPr>
-                <w:rFonts w:ascii="Calibri" w:hAnsi="Calibri"/>
-                <w:b/>
-                <w:sz w:val="24"/>
-                <w:szCs w:val="24"/>
-              </w:rPr>
-            </w:pPr>
-          </w:p>
-        </w:tc>
-      </w:tr>
-    </w:tbl>
     <w:p>
       <w:pPr>
         <w:shd w:val="clear" w:color="auto" w:fill="FFFFFF"/>
@@ -1390,7 +2329,7 @@
         </w:rPr>
         <w:lastRenderedPageBreak/>
         <w:pict>
-          <v:shape id="Πλαίσιο κειμένου 3" o:spid="_x0000_s1027" type="#_x0000_t202" style="position:absolute;margin-left:6.2pt;margin-top:13pt;width:195.4pt;height:74.35pt;z-index:251658240;visibility:visible;mso-width-percent:400;mso-height-percent:200;mso-width-percent:400;mso-height-percent:200;mso-width-relative:margin;mso-height-relative:margin" o:gfxdata="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" stroked="f">
+          <v:shape id="Πλαίσιο κειμένου 3" o:spid="_x0000_s1027" type="#_x0000_t202" style="position:absolute;margin-left:6.2pt;margin-top:42pt;width:195.4pt;height:74.35pt;z-index:251658240;visibility:visible;mso-width-percent:400;mso-height-percent:200;mso-width-percent:400;mso-height-percent:200;mso-width-relative:margin;mso-height-relative:margin" o:gfxdata="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" stroked="f">
             <v:textbox style="mso-fit-shape-to-text:t">
               <w:txbxContent>
                 <w:p>
@@ -3826,7 +4765,7 @@
 </file>
 
 <file path=customXml/itemProps1.xml><?xml version="1.0" encoding="utf-8"?>
-<ds:datastoreItem xmlns:ds="http://schemas.openxmlformats.org/officeDocument/2006/customXml" ds:itemID="{4CDE03AD-389F-421B-A0ED-1F2CA49F6615}">
+<ds:datastoreItem xmlns:ds="http://schemas.openxmlformats.org/officeDocument/2006/customXml" ds:itemID="{506125C6-CEF7-4AA7-9B1D-FAE13ACACCB3}">
   <ds:schemaRefs>
     <ds:schemaRef ds:uri="http://schemas.openxmlformats.org/officeDocument/2006/bibliography"/>
   </ds:schemaRefs>
